--- a/public/templates/wajeez-workbook-course.docx
+++ b/public/templates/wajeez-workbook-course.docx
@@ -864,16 +864,9 @@
     </w:tbl>
     <w:p>
       <w:pPr>
-        <w:bidi/>
-      </w:pPr>
-      <w:r>
-        <w:br w:type="page"/>
-      </w:r>
-    </w:p>
-    <w:p>
-      <w:pPr>
         <w:pStyle w:val="Heading1"/>
         <w:keepNext/>
+        <w:pageBreakBefore/>
         <w:pBdr>
           <w:bottom w:val="single" w:color="38A7B4" w:sz="12" w:space="6"/>
         </w:pBdr>
@@ -1730,6 +1723,7 @@
     </w:tbl>
     <w:p>
       <w:pPr>
+        <w:keepNext/>
         <w:bidi/>
         <w:spacing w:after="60" w:before="0"/>
       </w:pPr>
@@ -1812,21 +1806,8 @@
     </w:tbl>
     <w:p>
       <w:pPr>
-        <w:bidi/>
-        <w:spacing w:after="120" w:before="0"/>
-      </w:pPr>
-    </w:p>
-    <w:p>
-      <w:pPr>
-        <w:bidi/>
-      </w:pPr>
-      <w:r>
-        <w:br w:type="page"/>
-      </w:r>
-    </w:p>
-    <w:p>
-      <w:pPr>
         <w:keepNext/>
+        <w:pageBreakBefore/>
         <w:bidi/>
         <w:spacing w:after="40"/>
       </w:pPr>
@@ -2062,6 +2043,7 @@
     </w:tbl>
     <w:p>
       <w:pPr>
+        <w:keepNext/>
         <w:bidi/>
         <w:spacing w:after="60" w:before="0"/>
       </w:pPr>
@@ -2183,6 +2165,7 @@
     </w:p>
     <w:p>
       <w:pPr>
+        <w:keepNext/>
         <w:bidi/>
         <w:spacing w:after="60" w:before="0"/>
       </w:pPr>
@@ -2875,6 +2858,7 @@
     </w:tbl>
     <w:p>
       <w:pPr>
+        <w:keepNext/>
         <w:bidi/>
         <w:spacing w:after="60" w:before="0"/>
       </w:pPr>
@@ -3690,6 +3674,7 @@
     </w:tbl>
     <w:p>
       <w:pPr>
+        <w:keepNext/>
         <w:bidi/>
         <w:spacing w:after="60" w:before="0"/>
       </w:pPr>
@@ -4261,6 +4246,7 @@
     </w:tbl>
     <w:p>
       <w:pPr>
+        <w:keepNext/>
         <w:bidi/>
         <w:spacing w:after="60" w:before="0"/>
       </w:pPr>
@@ -4737,7 +4723,7 @@
           </w:tcPr>
           <w:p>
             <w:pPr>
-              <w:keepNext w:val="false"/>
+              <w:keepNext/>
               <w:bidi/>
               <w:spacing w:after="0"/>
             </w:pPr>
@@ -4769,7 +4755,7 @@
           </w:tcPr>
           <w:p>
             <w:pPr>
-              <w:keepNext w:val="false"/>
+              <w:keepNext/>
               <w:bidi/>
               <w:spacing w:after="0"/>
             </w:pPr>
@@ -4801,7 +4787,7 @@
           </w:tcPr>
           <w:p>
             <w:pPr>
-              <w:keepNext w:val="false"/>
+              <w:keepNext/>
               <w:bidi/>
               <w:spacing w:after="0"/>
             </w:pPr>
@@ -4819,6 +4805,7 @@
     </w:tbl>
     <w:p>
       <w:pPr>
+        <w:keepNext/>
         <w:bidi/>
         <w:spacing w:after="60" w:before="0"/>
       </w:pPr>
@@ -4901,21 +4888,8 @@
     </w:tbl>
     <w:p>
       <w:pPr>
-        <w:bidi/>
-        <w:spacing w:after="120" w:before="0"/>
-      </w:pPr>
-    </w:p>
-    <w:p>
-      <w:pPr>
-        <w:bidi/>
-      </w:pPr>
-      <w:r>
-        <w:br w:type="page"/>
-      </w:r>
-    </w:p>
-    <w:p>
-      <w:pPr>
         <w:keepNext/>
+        <w:pageBreakBefore/>
         <w:bidi/>
         <w:spacing w:after="40"/>
       </w:pPr>
@@ -5151,6 +5125,7 @@
     </w:tbl>
     <w:p>
       <w:pPr>
+        <w:keepNext/>
         <w:bidi/>
         <w:spacing w:after="60" w:before="0"/>
       </w:pPr>
@@ -5272,6 +5247,7 @@
     </w:p>
     <w:p>
       <w:pPr>
+        <w:keepNext/>
         <w:bidi/>
         <w:spacing w:after="60" w:before="0"/>
       </w:pPr>
@@ -5964,6 +5940,7 @@
     </w:tbl>
     <w:p>
       <w:pPr>
+        <w:keepNext/>
         <w:bidi/>
         <w:spacing w:after="60" w:before="0"/>
       </w:pPr>
@@ -6779,6 +6756,7 @@
     </w:tbl>
     <w:p>
       <w:pPr>
+        <w:keepNext/>
         <w:bidi/>
         <w:spacing w:after="60" w:before="0"/>
       </w:pPr>
@@ -7350,6 +7328,7 @@
     </w:tbl>
     <w:p>
       <w:pPr>
+        <w:keepNext/>
         <w:bidi/>
         <w:spacing w:after="60" w:before="0"/>
       </w:pPr>
@@ -7826,7 +7805,7 @@
           </w:tcPr>
           <w:p>
             <w:pPr>
-              <w:keepNext w:val="false"/>
+              <w:keepNext/>
               <w:bidi/>
               <w:spacing w:after="0"/>
             </w:pPr>
@@ -7858,7 +7837,7 @@
           </w:tcPr>
           <w:p>
             <w:pPr>
-              <w:keepNext w:val="false"/>
+              <w:keepNext/>
               <w:bidi/>
               <w:spacing w:after="0"/>
             </w:pPr>
@@ -7890,7 +7869,7 @@
           </w:tcPr>
           <w:p>
             <w:pPr>
-              <w:keepNext w:val="false"/>
+              <w:keepNext/>
               <w:bidi/>
               <w:spacing w:after="0"/>
             </w:pPr>
@@ -7908,6 +7887,7 @@
     </w:tbl>
     <w:p>
       <w:pPr>
+        <w:keepNext/>
         <w:bidi/>
         <w:spacing w:after="60" w:before="0"/>
       </w:pPr>
@@ -7990,21 +7970,8 @@
     </w:tbl>
     <w:p>
       <w:pPr>
-        <w:bidi/>
-        <w:spacing w:after="120" w:before="0"/>
-      </w:pPr>
-    </w:p>
-    <w:p>
-      <w:pPr>
-        <w:bidi/>
-      </w:pPr>
-      <w:r>
-        <w:br w:type="page"/>
-      </w:r>
-    </w:p>
-    <w:p>
-      <w:pPr>
         <w:keepNext/>
+        <w:pageBreakBefore/>
         <w:bidi/>
         <w:spacing w:after="40"/>
       </w:pPr>
@@ -8240,6 +8207,7 @@
     </w:tbl>
     <w:p>
       <w:pPr>
+        <w:keepNext/>
         <w:bidi/>
         <w:spacing w:after="60" w:before="0"/>
       </w:pPr>
@@ -8361,6 +8329,7 @@
     </w:p>
     <w:p>
       <w:pPr>
+        <w:keepNext/>
         <w:bidi/>
         <w:spacing w:after="60" w:before="0"/>
       </w:pPr>
@@ -9053,6 +9022,7 @@
     </w:tbl>
     <w:p>
       <w:pPr>
+        <w:keepNext/>
         <w:bidi/>
         <w:spacing w:after="60" w:before="0"/>
       </w:pPr>
@@ -9868,6 +9838,7 @@
     </w:tbl>
     <w:p>
       <w:pPr>
+        <w:keepNext/>
         <w:bidi/>
         <w:spacing w:after="60" w:before="0"/>
       </w:pPr>
@@ -10439,6 +10410,7 @@
     </w:tbl>
     <w:p>
       <w:pPr>
+        <w:keepNext/>
         <w:bidi/>
         <w:spacing w:after="60" w:before="0"/>
       </w:pPr>
@@ -10915,7 +10887,7 @@
           </w:tcPr>
           <w:p>
             <w:pPr>
-              <w:keepNext w:val="false"/>
+              <w:keepNext/>
               <w:bidi/>
               <w:spacing w:after="0"/>
             </w:pPr>
@@ -10947,7 +10919,7 @@
           </w:tcPr>
           <w:p>
             <w:pPr>
-              <w:keepNext w:val="false"/>
+              <w:keepNext/>
               <w:bidi/>
               <w:spacing w:after="0"/>
             </w:pPr>
@@ -10979,7 +10951,7 @@
           </w:tcPr>
           <w:p>
             <w:pPr>
-              <w:keepNext w:val="false"/>
+              <w:keepNext/>
               <w:bidi/>
               <w:spacing w:after="0"/>
             </w:pPr>
@@ -10997,6 +10969,7 @@
     </w:tbl>
     <w:p>
       <w:pPr>
+        <w:keepNext/>
         <w:bidi/>
         <w:spacing w:after="60" w:before="0"/>
       </w:pPr>
@@ -11079,22 +11052,9 @@
     </w:tbl>
     <w:p>
       <w:pPr>
-        <w:bidi/>
-        <w:spacing w:after="120" w:before="0"/>
-      </w:pPr>
-    </w:p>
-    <w:p>
-      <w:pPr>
-        <w:bidi/>
-      </w:pPr>
-      <w:r>
-        <w:br w:type="page"/>
-      </w:r>
-    </w:p>
-    <w:p>
-      <w:pPr>
         <w:pStyle w:val="Heading1"/>
         <w:keepNext/>
+        <w:pageBreakBefore/>
         <w:pBdr>
           <w:bottom w:val="single" w:color="38A7B4" w:sz="12" w:space="6"/>
         </w:pBdr>
@@ -11265,6 +11225,7 @@
     </w:p>
     <w:p>
       <w:pPr>
+        <w:keepNext/>
         <w:bidi/>
         <w:spacing w:after="60" w:before="0"/>
       </w:pPr>
@@ -11670,16 +11631,9 @@
     </w:tbl>
     <w:p>
       <w:pPr>
-        <w:bidi/>
-      </w:pPr>
-      <w:r>
-        <w:br w:type="page"/>
-      </w:r>
-    </w:p>
-    <w:p>
-      <w:pPr>
         <w:pStyle w:val="Heading1"/>
         <w:keepNext/>
+        <w:pageBreakBefore/>
         <w:pBdr>
           <w:bottom w:val="single" w:color="38A7B4" w:sz="12" w:space="6"/>
         </w:pBdr>
@@ -12777,8 +12731,6 @@
       </w:pPr>
       <w:rPr>
         <w:rFonts w:ascii="IBM Plex Sans Arabic" w:cs="IBM Plex Sans Arabic" w:eastAsia="IBM Plex Sans Arabic" w:hAnsi="IBM Plex Sans Arabic"/>
-        <w:b w:val="false"/>
-        <w:bCs w:val="false"/>
         <w:color w:val="247B84"/>
       </w:rPr>
     </w:lvl>

--- a/public/templates/wajeez-workbook-course.docx
+++ b/public/templates/wajeez-workbook-course.docx
@@ -684,15 +684,15 @@
                 <w:color w:val="6B5200"/>
                 <w:rtl/>
               </w:rPr>
-              <w:t xml:space="preserve">اكتب لمن يقرأ وحدَه. </w:t>
-            </w:r>
-            <w:r>
-              <w:rPr>
-                <w:rFonts w:ascii="IBM Plex Sans Arabic" w:cs="IBM Plex Sans Arabic" w:eastAsia="IBM Plex Sans Arabic" w:hAnsi="IBM Plex Sans Arabic"/>
-                <w:color w:val="1F2A2E"/>
-                <w:rtl/>
-              </w:rPr>
-              <w:t xml:space="preserve">جملٌ قصيرة، ومثالٌ من عمل المتعلّم لا من كتاب، والمصطلحُ الإنجليزيُّ بين قوسين أوّلَ مرّةٍ فقط.</w:t>
+              <w:t xml:space="preserve">كرّاستُك ملكُك. </w:t>
+            </w:r>
+            <w:r>
+              <w:rPr>
+                <w:rFonts w:ascii="IBM Plex Sans Arabic" w:cs="IBM Plex Sans Arabic" w:eastAsia="IBM Plex Sans Arabic" w:hAnsi="IBM Plex Sans Arabic"/>
+                <w:color w:val="1F2A2E"/>
+                <w:rtl/>
+              </w:rPr>
+              <w:t xml:space="preserve">ما تكتبه فيها لك، ولك أن تستعمله كما تشاء. واستعمالُ القالب لا ينقل ملكيّتَه إلى وجيز، ولا يغيّر شيئا في الاتفاقيّة: ما فيها عن مادّتك (البند 10) يبقى كما هو — ومنه ترخيصٌ غيرُ حصريٍّ ودائمٌ لوجيز باستعمال ما تعدّه للشعبة وتعديلِه داخل المنصّة لأغراضها التعليميّة (10-3). والقالبُ شكلٌ يجعل كرّاساتِ الدورات متّسقةً للمتعلّم؛ وشكلُه وشعارُه لوجيز.</w:t>
             </w:r>
           </w:p>
           <w:p>
@@ -725,15 +725,15 @@
                 <w:color w:val="6B5200"/>
                 <w:rtl/>
               </w:rPr>
-              <w:t xml:space="preserve">الكرّاسةُ للعمل لا للقراءة وحدَها. </w:t>
-            </w:r>
-            <w:r>
-              <w:rPr>
-                <w:rFonts w:ascii="IBM Plex Sans Arabic" w:cs="IBM Plex Sans Arabic" w:eastAsia="IBM Plex Sans Arabic" w:hAnsi="IBM Plex Sans Arabic"/>
-                <w:color w:val="1F2A2E"/>
-                <w:rtl/>
-              </w:rPr>
-              <w:t xml:space="preserve">في كلّ محورٍ ما يملؤه المتعلّم: جدولٌ يعمل عليه، ومساحةٌ يكتب فيها، فيفتحها في اللقاء وبعده.</w:t>
+              <w:t xml:space="preserve">اكتب لمن يقرأ وحدَه. </w:t>
+            </w:r>
+            <w:r>
+              <w:rPr>
+                <w:rFonts w:ascii="IBM Plex Sans Arabic" w:cs="IBM Plex Sans Arabic" w:eastAsia="IBM Plex Sans Arabic" w:hAnsi="IBM Plex Sans Arabic"/>
+                <w:color w:val="1F2A2E"/>
+                <w:rtl/>
+              </w:rPr>
+              <w:t xml:space="preserve">جملٌ قصيرة، ومثالٌ من عمل المتعلّم لا من كتاب، والمصطلحُ الإنجليزيُّ بين قوسين أوّلَ مرّةٍ فقط.</w:t>
             </w:r>
           </w:p>
           <w:p>
@@ -766,15 +766,15 @@
                 <w:color w:val="6B5200"/>
                 <w:rtl/>
               </w:rPr>
-              <w:t xml:space="preserve">محورٌ في كلّ صفحةٍ جديدة. </w:t>
-            </w:r>
-            <w:r>
-              <w:rPr>
-                <w:rFonts w:ascii="IBM Plex Sans Arabic" w:cs="IBM Plex Sans Arabic" w:eastAsia="IBM Plex Sans Arabic" w:hAnsi="IBM Plex Sans Arabic"/>
-                <w:color w:val="1F2A2E"/>
-                <w:rtl/>
-              </w:rPr>
-              <w:t xml:space="preserve">في القالب ثلاثةُ محاور. لمحورٍ زائدٍ انسخ قسمَ محورٍ كاملا — من «المحور» إلى «مصادرُ للاستزادة» — والصقه بعده، ولمحورٍ ناقصٍ احذف قسمَه. ثمّ اكتب في «خريطة المحاور» صفحةَ بداية كلّ محور.</w:t>
+              <w:t xml:space="preserve">الكرّاسةُ للعمل لا للقراءة وحدَها. </w:t>
+            </w:r>
+            <w:r>
+              <w:rPr>
+                <w:rFonts w:ascii="IBM Plex Sans Arabic" w:cs="IBM Plex Sans Arabic" w:eastAsia="IBM Plex Sans Arabic" w:hAnsi="IBM Plex Sans Arabic"/>
+                <w:color w:val="1F2A2E"/>
+                <w:rtl/>
+              </w:rPr>
+              <w:t xml:space="preserve">في كلّ محورٍ ما يملؤه المتعلّم: جدولٌ يعمل عليه، ومساحةٌ يكتب فيها، فيفتحها في اللقاء وبعده.</w:t>
             </w:r>
           </w:p>
           <w:p>
@@ -807,15 +807,15 @@
                 <w:color w:val="6B5200"/>
                 <w:rtl/>
               </w:rPr>
-              <w:t xml:space="preserve">احفظها PDF وارفعها. </w:t>
-            </w:r>
-            <w:r>
-              <w:rPr>
-                <w:rFonts w:ascii="IBM Plex Sans Arabic" w:cs="IBM Plex Sans Arabic" w:eastAsia="IBM Plex Sans Arabic" w:hAnsi="IBM Plex Sans Arabic"/>
-                <w:color w:val="1F2A2E"/>
-                <w:rtl/>
-              </w:rPr>
-              <w:t xml:space="preserve">من «ملف» اختر «حفظ باسم» ثمّ PDF، وارفعها في الخطوة الثالثة «الكرّاسة» في مساحة شعبتك. والمنصّةُ تقبل PDF وحدَه: يُفتح في الصفحة على أيّ جهاز، ولا يتغيّر شكلُه.</w:t>
+              <w:t xml:space="preserve">محورٌ في كلّ صفحةٍ جديدة. </w:t>
+            </w:r>
+            <w:r>
+              <w:rPr>
+                <w:rFonts w:ascii="IBM Plex Sans Arabic" w:cs="IBM Plex Sans Arabic" w:eastAsia="IBM Plex Sans Arabic" w:hAnsi="IBM Plex Sans Arabic"/>
+                <w:color w:val="1F2A2E"/>
+                <w:rtl/>
+              </w:rPr>
+              <w:t xml:space="preserve">في القالب ثلاثةُ محاور. لمحورٍ زائدٍ انسخ قسمَ محورٍ كاملا — من «المحور» إلى «مصادرُ للاستزادة» — والصقه بعده، ولمحورٍ ناقصٍ احذف قسمَه. ثمّ اكتب في «خريطة المحاور» صفحةَ بداية كلّ محور.</w:t>
             </w:r>
           </w:p>
           <w:p>
@@ -833,6 +833,47 @@
                 <w:rtl/>
               </w:rPr>
               <w:t xml:space="preserve">٧</w:t>
+            </w:r>
+            <w:r>
+              <w:rPr>
+                <w:rtl/>
+              </w:rPr>
+              <w:tab/>
+            </w:r>
+            <w:r>
+              <w:rPr>
+                <w:rFonts w:ascii="IBM Plex Sans Arabic" w:cs="IBM Plex Sans Arabic" w:eastAsia="IBM Plex Sans Arabic" w:hAnsi="IBM Plex Sans Arabic"/>
+                <w:b/>
+                <w:bCs/>
+                <w:color w:val="6B5200"/>
+                <w:rtl/>
+              </w:rPr>
+              <w:t xml:space="preserve">احفظها PDF وارفعها. </w:t>
+            </w:r>
+            <w:r>
+              <w:rPr>
+                <w:rFonts w:ascii="IBM Plex Sans Arabic" w:cs="IBM Plex Sans Arabic" w:eastAsia="IBM Plex Sans Arabic" w:hAnsi="IBM Plex Sans Arabic"/>
+                <w:color w:val="1F2A2E"/>
+                <w:rtl/>
+              </w:rPr>
+              <w:t xml:space="preserve">من «ملف» اختر «حفظ باسم» ثمّ PDF، وارفعها في الخطوة الثالثة «الكرّاسة» في مساحة شعبتك. والمنصّةُ تقبل PDF وحدَه: يُفتح في الصفحة على أيّ جهاز، ولا يتغيّر شكلُه.</w:t>
+            </w:r>
+          </w:p>
+          <w:p>
+            <w:pPr>
+              <w:bidi/>
+              <w:spacing w:after="80"/>
+              <w:ind w:start="400" w:hanging="400"/>
+            </w:pPr>
+            <w:r>
+              <w:rPr>
+                <w:rFonts w:ascii="IBM Plex Sans Arabic" w:cs="IBM Plex Sans Arabic" w:eastAsia="IBM Plex Sans Arabic" w:hAnsi="IBM Plex Sans Arabic"/>
+                <w:b/>
+                <w:bCs/>
+                <w:color w:val="247B84"/>
+                <w:rtl/>
+              </w:rPr>
+              <w:t xml:space="preserve">٨</w:t>
             </w:r>
             <w:r>
               <w:rPr>

--- a/public/templates/wajeez-workbook-course.docx
+++ b/public/templates/wajeez-workbook-course.docx
@@ -684,15 +684,15 @@
                 <w:color w:val="6B5200"/>
                 <w:rtl/>
               </w:rPr>
-              <w:t xml:space="preserve">كرّاستُك ملكُك. </w:t>
-            </w:r>
-            <w:r>
-              <w:rPr>
-                <w:rFonts w:ascii="IBM Plex Sans Arabic" w:cs="IBM Plex Sans Arabic" w:eastAsia="IBM Plex Sans Arabic" w:hAnsi="IBM Plex Sans Arabic"/>
-                <w:color w:val="1F2A2E"/>
-                <w:rtl/>
-              </w:rPr>
-              <w:t xml:space="preserve">ما تكتبه فيها لك، ولك أن تستعمله كما تشاء. واستعمالُ القالب لا ينقل ملكيّتَه إلى وجيز، ولا يغيّر شيئا في الاتفاقيّة: ما فيها عن مادّتك (البند 10) يبقى كما هو — ومنه ترخيصٌ غيرُ حصريٍّ ودائمٌ لوجيز باستعمال ما تعدّه للشعبة وتعديلِه داخل المنصّة لأغراضها التعليميّة (10-3). والقالبُ شكلٌ يجعل كرّاساتِ الدورات متّسقةً للمتعلّم؛ وشكلُه وشعارُه لوجيز.</w:t>
+              <w:t xml:space="preserve">كرّاستك ملكك. </w:t>
+            </w:r>
+            <w:r>
+              <w:rPr>
+                <w:rFonts w:ascii="IBM Plex Sans Arabic" w:cs="IBM Plex Sans Arabic" w:eastAsia="IBM Plex Sans Arabic" w:hAnsi="IBM Plex Sans Arabic"/>
+                <w:color w:val="1F2A2E"/>
+                <w:rtl/>
+              </w:rPr>
+              <w:t xml:space="preserve">ما تكتبه فيها لك، ولك أن تستعمله كما تشاء. واستعمال القالب لا ينقل ملكيّته إلى وجيز، ولا يغيّر شيئا في الاتفاقيّة: ما فيها عن مادّتك (البند 10) يبقى كما هو — ومنه ترخيص غير حصريّ ودائم لوجيز باستعمال ما تعدّه للشعبة وتعديله داخل المنصّة لأغراضها التعليميّة (10-3). والقالب شكل يجعل كرّاسات الدورات متّسقة للمتعلّم؛ وشكله وشعاره لوجيز.</w:t>
             </w:r>
           </w:p>
           <w:p>

--- a/public/templates/wajeez-workbook-course.docx
+++ b/public/templates/wajeez-workbook-course.docx
@@ -65,7 +65,7 @@
           <w:szCs w:val="24"/>
           <w:rtl/>
         </w:rPr>
-        <w:t xml:space="preserve">كرّاسةُ الدورة</w:t>
+        <w:t xml:space="preserve">كرّاسة الدورة</w:t>
       </w:r>
     </w:p>
     <w:p>
@@ -84,7 +84,7 @@
           <w:szCs w:val="56"/>
           <w:rtl/>
         </w:rPr>
-        <w:t xml:space="preserve">[اسمُ الدورة]</w:t>
+        <w:t xml:space="preserve">[اسم الدورة]</w:t>
       </w:r>
     </w:p>
     <w:p>
@@ -101,7 +101,7 @@
           <w:szCs w:val="26"/>
           <w:rtl/>
         </w:rPr>
-        <w:t xml:space="preserve">[اسمُ الشعبة]</w:t>
+        <w:t xml:space="preserve">[اسم الشعبة]</w:t>
       </w:r>
     </w:p>
     <w:p>
@@ -202,7 +202,7 @@
                 <w:color w:val="1F2A2E"/>
                 <w:rtl/>
               </w:rPr>
-              <w:t xml:space="preserve">[اسمُك كما يراه المتعلّم]</w:t>
+              <w:t xml:space="preserve">[اسمك كما يراه المتعلّم]</w:t>
             </w:r>
           </w:p>
         </w:tc>
@@ -400,7 +400,7 @@
                 <w:color w:val="1F2A2E"/>
                 <w:rtl/>
               </w:rPr>
-              <w:t xml:space="preserve">[عددُها]</w:t>
+              <w:t xml:space="preserve">[عددها]</w:t>
             </w:r>
           </w:p>
         </w:tc>
@@ -460,7 +460,7 @@
                 <w:color w:val="1A5C64"/>
                 <w:rtl/>
               </w:rPr>
-              <w:t xml:space="preserve">هذه الكرّاسةُ لـ</w:t>
+              <w:t xml:space="preserve">هذه الكرّاسة لـ</w:t>
             </w:r>
           </w:p>
         </w:tc>
@@ -569,7 +569,7 @@
                 <w:color w:val="6B5200"/>
                 <w:rtl/>
               </w:rPr>
-              <w:t xml:space="preserve">هذه الصفحةُ لك وحدَك: اقرأها ثمّ احذفها، واحذف الصناديقَ الصفراءَ كلَّها، قبل أن تحفظ الكرّاسةَ PDF.</w:t>
+              <w:t xml:space="preserve">هذه الصفحة لك وحدك: اقرأها ثمّ احذفها، واحذف الصناديق الصفراء كلّها، قبل أن تحفظ الكرّاسة PDF.</w:t>
             </w:r>
           </w:p>
           <w:p>
@@ -602,15 +602,15 @@
                 <w:color w:val="6B5200"/>
                 <w:rtl/>
               </w:rPr>
-              <w:t xml:space="preserve">ما بين قوسين اكتب مكانَه. </w:t>
-            </w:r>
-            <w:r>
-              <w:rPr>
-                <w:rFonts w:ascii="IBM Plex Sans Arabic" w:cs="IBM Plex Sans Arabic" w:eastAsia="IBM Plex Sans Arabic" w:hAnsi="IBM Plex Sans Arabic"/>
-                <w:color w:val="1F2A2E"/>
-                <w:rtl/>
-              </w:rPr>
-              <w:t xml:space="preserve">كلُّ نصٍّ [ هكذا ] مكانٌ لكلامك: ظلِّله من القوس إلى القوس واكتب فوقه، فيأخذ كلامُك شكلَه.</w:t>
+              <w:t xml:space="preserve">ما بين قوسين اكتب مكانه. </w:t>
+            </w:r>
+            <w:r>
+              <w:rPr>
+                <w:rFonts w:ascii="IBM Plex Sans Arabic" w:cs="IBM Plex Sans Arabic" w:eastAsia="IBM Plex Sans Arabic" w:hAnsi="IBM Plex Sans Arabic"/>
+                <w:color w:val="1F2A2E"/>
+                <w:rtl/>
+              </w:rPr>
+              <w:t xml:space="preserve">كلّ نصّ [ هكذا ] مكان لكلامك: ظلّله من القوس إلى القوس واكتب فوقه، فيأخذ كلامك شكله.</w:t>
             </w:r>
           </w:p>
           <w:p>
@@ -643,15 +643,15 @@
                 <w:color w:val="6B5200"/>
                 <w:rtl/>
               </w:rPr>
-              <w:t xml:space="preserve">الشكلُ واحدٌ في كرّاسات وجيز كلِّها. </w:t>
-            </w:r>
-            <w:r>
-              <w:rPr>
-                <w:rFonts w:ascii="IBM Plex Sans Arabic" w:cs="IBM Plex Sans Arabic" w:eastAsia="IBM Plex Sans Arabic" w:hAnsi="IBM Plex Sans Arabic"/>
-                <w:color w:val="1F2A2E"/>
-                <w:rtl/>
-              </w:rPr>
-              <w:t xml:space="preserve">لا تغيّر الخطَّ ولا الألوانَ ولا ترتيبَ الأقسام — بها يعرف المتعلّمُ طريقَه في كلّ دورة. وزِد ما شئت داخلَ الأقسام: صورا وجداولَ ونماذج.</w:t>
+              <w:t xml:space="preserve">الشكل واحد في كرّاسات وجيز كلّها. </w:t>
+            </w:r>
+            <w:r>
+              <w:rPr>
+                <w:rFonts w:ascii="IBM Plex Sans Arabic" w:cs="IBM Plex Sans Arabic" w:eastAsia="IBM Plex Sans Arabic" w:hAnsi="IBM Plex Sans Arabic"/>
+                <w:color w:val="1F2A2E"/>
+                <w:rtl/>
+              </w:rPr>
+              <w:t xml:space="preserve">لا تغيّر الخطّ ولا الألوان ولا ترتيب الأقسام — بها يعرف المتعلّم طريقه في كلّ دورة. وزد ما شئت داخل الأقسام: صورا وجداول ونماذج.</w:t>
             </w:r>
           </w:p>
           <w:p>
@@ -725,15 +725,15 @@
                 <w:color w:val="6B5200"/>
                 <w:rtl/>
               </w:rPr>
-              <w:t xml:space="preserve">اكتب لمن يقرأ وحدَه. </w:t>
-            </w:r>
-            <w:r>
-              <w:rPr>
-                <w:rFonts w:ascii="IBM Plex Sans Arabic" w:cs="IBM Plex Sans Arabic" w:eastAsia="IBM Plex Sans Arabic" w:hAnsi="IBM Plex Sans Arabic"/>
-                <w:color w:val="1F2A2E"/>
-                <w:rtl/>
-              </w:rPr>
-              <w:t xml:space="preserve">جملٌ قصيرة، ومثالٌ من عمل المتعلّم لا من كتاب، والمصطلحُ الإنجليزيُّ بين قوسين أوّلَ مرّةٍ فقط.</w:t>
+              <w:t xml:space="preserve">اكتب لمن يقرأ وحده. </w:t>
+            </w:r>
+            <w:r>
+              <w:rPr>
+                <w:rFonts w:ascii="IBM Plex Sans Arabic" w:cs="IBM Plex Sans Arabic" w:eastAsia="IBM Plex Sans Arabic" w:hAnsi="IBM Plex Sans Arabic"/>
+                <w:color w:val="1F2A2E"/>
+                <w:rtl/>
+              </w:rPr>
+              <w:t xml:space="preserve">جمل قصيرة، ومثال من عمل المتعلّم لا من كتاب، والمصطلح الإنجليزيّ بين قوسين أوّل مرّة فقط.</w:t>
             </w:r>
           </w:p>
           <w:p>
@@ -766,15 +766,15 @@
                 <w:color w:val="6B5200"/>
                 <w:rtl/>
               </w:rPr>
-              <w:t xml:space="preserve">الكرّاسةُ للعمل لا للقراءة وحدَها. </w:t>
-            </w:r>
-            <w:r>
-              <w:rPr>
-                <w:rFonts w:ascii="IBM Plex Sans Arabic" w:cs="IBM Plex Sans Arabic" w:eastAsia="IBM Plex Sans Arabic" w:hAnsi="IBM Plex Sans Arabic"/>
-                <w:color w:val="1F2A2E"/>
-                <w:rtl/>
-              </w:rPr>
-              <w:t xml:space="preserve">في كلّ محورٍ ما يملؤه المتعلّم: جدولٌ يعمل عليه، ومساحةٌ يكتب فيها، فيفتحها في اللقاء وبعده.</w:t>
+              <w:t xml:space="preserve">الكرّاسة للعمل لا للقراءة وحدها. </w:t>
+            </w:r>
+            <w:r>
+              <w:rPr>
+                <w:rFonts w:ascii="IBM Plex Sans Arabic" w:cs="IBM Plex Sans Arabic" w:eastAsia="IBM Plex Sans Arabic" w:hAnsi="IBM Plex Sans Arabic"/>
+                <w:color w:val="1F2A2E"/>
+                <w:rtl/>
+              </w:rPr>
+              <w:t xml:space="preserve">في كلّ محور ما يملؤه المتعلّم: جدول يعمل عليه، ومساحة يكتب فيها، فيفتحها في اللقاء وبعده.</w:t>
             </w:r>
           </w:p>
           <w:p>
@@ -807,15 +807,15 @@
                 <w:color w:val="6B5200"/>
                 <w:rtl/>
               </w:rPr>
-              <w:t xml:space="preserve">محورٌ في كلّ صفحةٍ جديدة. </w:t>
-            </w:r>
-            <w:r>
-              <w:rPr>
-                <w:rFonts w:ascii="IBM Plex Sans Arabic" w:cs="IBM Plex Sans Arabic" w:eastAsia="IBM Plex Sans Arabic" w:hAnsi="IBM Plex Sans Arabic"/>
-                <w:color w:val="1F2A2E"/>
-                <w:rtl/>
-              </w:rPr>
-              <w:t xml:space="preserve">في القالب ثلاثةُ محاور. لمحورٍ زائدٍ انسخ قسمَ محورٍ كاملا — من «المحور» إلى «مصادرُ للاستزادة» — والصقه بعده، ولمحورٍ ناقصٍ احذف قسمَه. ثمّ اكتب في «خريطة المحاور» صفحةَ بداية كلّ محور.</w:t>
+              <w:t xml:space="preserve">محور في كلّ صفحة جديدة. </w:t>
+            </w:r>
+            <w:r>
+              <w:rPr>
+                <w:rFonts w:ascii="IBM Plex Sans Arabic" w:cs="IBM Plex Sans Arabic" w:eastAsia="IBM Plex Sans Arabic" w:hAnsi="IBM Plex Sans Arabic"/>
+                <w:color w:val="1F2A2E"/>
+                <w:rtl/>
+              </w:rPr>
+              <w:t xml:space="preserve">في القالب ثلاثة محاور. لمحور زائد انسخ قسم محور كاملا — من «المحور» إلى «مصادر للاستزادة» — والصقه بعده، ولمحور ناقص احذف قسمه. ثمّ اكتب في «خريطة المحاور» صفحة بداية كلّ محور.</w:t>
             </w:r>
           </w:p>
           <w:p>
@@ -856,7 +856,7 @@
                 <w:color w:val="1F2A2E"/>
                 <w:rtl/>
               </w:rPr>
-              <w:t xml:space="preserve">من «ملف» اختر «حفظ باسم» ثمّ PDF، وارفعها في الخطوة الثالثة «الكرّاسة» في مساحة شعبتك. والمنصّةُ تقبل PDF وحدَه: يُفتح في الصفحة على أيّ جهاز، ولا يتغيّر شكلُه.</w:t>
+              <w:t xml:space="preserve">من «ملف» اختر «حفظ باسم» ثمّ PDF، وارفعها في الخطوة الثالثة «الكرّاسة» في مساحة شعبتك. والمنصّة تقبل PDF وحده: يفتح في الصفحة على أيّ جهاز، ولا يتغيّر شكله.</w:t>
             </w:r>
           </w:p>
           <w:p>
@@ -897,7 +897,7 @@
                 <w:color w:val="1F2A2E"/>
                 <w:rtl/>
               </w:rPr>
-              <w:t xml:space="preserve">الكرّاسةُ بخطّ IBM Plex Sans Arabic، وهو مضمَّنٌ فيها. فإن ظهر لك خطٌّ غيرُه فثبّته مجّانا من fonts.google.com ثمّ أعد فتحها.</w:t>
+              <w:t xml:space="preserve">الكرّاسة بخطّ IBM Plex Sans Arabic، وهو مضمّن فيها. فإن ظهر لك خطّ غيره فثبّته مجّانا من fonts.google.com ثمّ أعد فتحها.</w:t>
             </w:r>
           </w:p>
         </w:tc>
@@ -956,7 +956,7 @@
           <w:color w:val="1F2A2E"/>
           <w:rtl/>
         </w:rPr>
-        <w:t xml:space="preserve">[نبذةُ الدورة في ثلاثة أسطر: لمن هي، وما المشكلةُ التي تحلّها.]</w:t>
+        <w:t xml:space="preserve">[نبذة الدورة في ثلاثة أسطر: لمن هي، وما المشكلة التي تحلّها.]</w:t>
       </w:r>
     </w:p>
     <w:p>
@@ -1026,7 +1026,7 @@
                 <w:color w:val="1A5C64"/>
                 <w:rtl/>
               </w:rPr>
-              <w:t xml:space="preserve">[جملةُ «ما يخرج به المتعلّم» التي كتبتها في المنصّة — مثلا: تخرج بخطّة تفاوضٍ مكتوبةٍ لموقفٍ حقيقيٍّ من عملك.]</w:t>
+              <w:t xml:space="preserve">[جملة «ما يخرج به المتعلّم» التي كتبتها في المنصّة — مثلا: تخرج بخطّة تفاوض مكتوبة لموقف حقيقيّ من عملك.]</w:t>
             </w:r>
           </w:p>
         </w:tc>
@@ -1119,7 +1119,7 @@
                 <w:color w:val="1F2A2E"/>
                 <w:rtl/>
               </w:rPr>
-              <w:t xml:space="preserve">اقرأ «الأفكارَ الأساسيّة» قبل اللقاء المباشر.</w:t>
+              <w:t xml:space="preserve">اقرأ «الأفكار الأساسيّة» قبل اللقاء المباشر.</w:t>
             </w:r>
           </w:p>
           <w:p>
@@ -1150,7 +1150,7 @@
                 <w:color w:val="1F2A2E"/>
                 <w:rtl/>
               </w:rPr>
-              <w:t xml:space="preserve">احملها إلى اللقاء: فيه نحلّ المثالَ معا ونبدأ التمرين.</w:t>
+              <w:t xml:space="preserve">احملها إلى اللقاء: فيه نحلّ المثال معا ونبدأ التمرين.</w:t>
             </w:r>
           </w:p>
           <w:p>
@@ -1181,7 +1181,7 @@
                 <w:color w:val="1F2A2E"/>
                 <w:rtl/>
               </w:rPr>
-              <w:t xml:space="preserve">أكمل التمرينَ وأسئلةَ التأمّل بعد اللقاء — وعليها تبني مهمّةَ المحور.</w:t>
+              <w:t xml:space="preserve">أكمل التمرين وأسئلة التأمّل بعد اللقاء — وعليها تبني مهمّة المحور.</w:t>
             </w:r>
           </w:p>
         </w:tc>
@@ -1203,7 +1203,7 @@
           <w:szCs w:val="22"/>
           <w:rtl/>
         </w:rPr>
-        <w:t xml:space="preserve">خريطةُ المحاور</w:t>
+        <w:t xml:space="preserve">خريطة المحاور</w:t>
       </w:r>
     </w:p>
     <w:tbl>
@@ -1433,7 +1433,7 @@
                 <w:color w:val="1F2A2E"/>
                 <w:rtl/>
               </w:rPr>
-              <w:t xml:space="preserve">[اسمُ المحور]</w:t>
+              <w:t xml:space="preserve">[اسم المحور]</w:t>
             </w:r>
           </w:p>
         </w:tc>
@@ -1563,7 +1563,7 @@
                 <w:color w:val="1F2A2E"/>
                 <w:rtl/>
               </w:rPr>
-              <w:t xml:space="preserve">[اسمُ المحور]</w:t>
+              <w:t xml:space="preserve">[اسم المحور]</w:t>
             </w:r>
           </w:p>
         </w:tc>
@@ -1693,7 +1693,7 @@
                 <w:color w:val="1F2A2E"/>
                 <w:rtl/>
               </w:rPr>
-              <w:t xml:space="preserve">[اسمُ المحور]</w:t>
+              <w:t xml:space="preserve">[اسم المحور]</w:t>
             </w:r>
           </w:p>
         </w:tc>
@@ -1829,7 +1829,7 @@
                 <w:szCs w:val="19"/>
                 <w:rtl/>
               </w:rPr>
-              <w:t xml:space="preserve">صفحةُ بداية كلّ محورٍ هي ما تكتبه — إن شئت — في المنصّة في «أين يبدأ كلُّ محور»، فيفتح المتعلّمُ الكرّاسةَ على محوره.</w:t>
+              <w:t xml:space="preserve">صفحة بداية كلّ محور هي ما تكتبه — إن شئت — في المنصّة في «أين يبدأ كلّ محور»، فيفتح المتعلّم الكرّاسة على محوره.</w:t>
             </w:r>
             <w:r>
               <w:rPr>
@@ -1885,7 +1885,7 @@
           <w:szCs w:val="40"/>
           <w:rtl/>
         </w:rPr>
-        <w:t xml:space="preserve">[اسمُ المحور]</w:t>
+        <w:t xml:space="preserve">[اسم المحور]</w:t>
       </w:r>
     </w:p>
     <w:p>
@@ -1927,7 +1927,7 @@
           <w:color w:val="1A5C64"/>
           <w:rtl/>
         </w:rPr>
-        <w:t xml:space="preserve">اللقاءُ المباشر: </w:t>
+        <w:t xml:space="preserve">اللقاء المباشر: </w:t>
       </w:r>
       <w:r>
         <w:rPr>
@@ -1935,7 +1935,7 @@
           <w:color w:val="1F2A2E"/>
           <w:rtl/>
         </w:rPr>
-        <w:t xml:space="preserve">[اليومُ والساعة]</w:t>
+        <w:t xml:space="preserve">[اليوم والساعة]</w:t>
       </w:r>
     </w:p>
     <w:p>
@@ -2038,7 +2038,7 @@
                 <w:color w:val="1F2A2E"/>
                 <w:rtl/>
               </w:rPr>
-              <w:t xml:space="preserve">[فعلٌ يُرى ويُقاس — مثلا: تكتب مذكّرةَ تحضيرٍ لتفاوضٍ قادم]</w:t>
+              <w:t xml:space="preserve">[فعل يرى ويقاس — مثلا: تكتب مذكّرة تحضير لتفاوض قادم]</w:t>
             </w:r>
           </w:p>
           <w:p>
@@ -2057,7 +2057,7 @@
                 <w:color w:val="1F2A2E"/>
                 <w:rtl/>
               </w:rPr>
-              <w:t xml:space="preserve">[الفعلُ الثاني]</w:t>
+              <w:t xml:space="preserve">[الفعل الثاني]</w:t>
             </w:r>
           </w:p>
           <w:p>
@@ -2076,7 +2076,7 @@
                 <w:color w:val="1F2A2E"/>
                 <w:rtl/>
               </w:rPr>
-              <w:t xml:space="preserve">[الفعلُ الثالث — إن كان]</w:t>
+              <w:t xml:space="preserve">[الفعل الثالث — إن كان]</w:t>
             </w:r>
           </w:p>
         </w:tc>
@@ -2149,7 +2149,7 @@
                 <w:szCs w:val="19"/>
                 <w:rtl/>
               </w:rPr>
-              <w:t xml:space="preserve">اكتب ما يستطيع المتعلّمُ أن يفعله، لا ما سيعرفه: «تكتب مذكّرةَ تحضير» لا «يفهم التفاوض». وأوّلُها جملةُ «ما يخرج به» التي كتبتها لهذا المحور في المنصّة.</w:t>
+              <w:t xml:space="preserve">اكتب ما يستطيع المتعلّم أن يفعله، لا ما سيعرفه: «تكتب مذكّرة تحضير» لا «يفهم التفاوض». وأوّلها جملة «ما يخرج به» التي كتبتها لهذا المحور في المنصّة.</w:t>
             </w:r>
             <w:r>
               <w:rPr>
@@ -2201,7 +2201,7 @@
           <w:szCs w:val="28"/>
           <w:rtl/>
         </w:rPr>
-        <w:t xml:space="preserve">  الأفكارُ الأساسيّة</w:t>
+        <w:t xml:space="preserve">  الأفكار الأساسيّة</w:t>
       </w:r>
     </w:p>
     <w:p>
@@ -2271,7 +2271,7 @@
                 <w:szCs w:val="19"/>
                 <w:rtl/>
               </w:rPr>
-              <w:t xml:space="preserve">من ثلاث أفكارٍ إلى خمس، لكلٍّ عنوانُها. والفكرةُ التي لا يستعملها التمرينُ لا مكانَ لها هنا.</w:t>
+              <w:t xml:space="preserve">من ثلاث أفكار إلى خمس، لكلّ عنوانها. والفكرة التي لا يستعملها التمرين لا مكان لها هنا.</w:t>
             </w:r>
             <w:r>
               <w:rPr>
@@ -2317,7 +2317,7 @@
           <w:color w:val="1F2A2E"/>
           <w:rtl/>
         </w:rPr>
-        <w:t xml:space="preserve">[عنوانُ الفكرة في سطرٍ واحد]</w:t>
+        <w:t xml:space="preserve">[عنوان الفكرة في سطر واحد]</w:t>
       </w:r>
     </w:p>
     <w:p>
@@ -2330,7 +2330,7 @@
           <w:color w:val="1F2A2E"/>
           <w:rtl/>
         </w:rPr>
-        <w:t xml:space="preserve">[اشرحها في ثلاثة أسطرٍ أو أربعة، بلغةِ من يقرأ وحدَه.]</w:t>
+        <w:t xml:space="preserve">[اشرحها في ثلاثة أسطر أو أربعة، بلغة من يقرأ وحده.]</w:t>
       </w:r>
     </w:p>
     <w:p>
@@ -2353,7 +2353,7 @@
           <w:color w:val="1F2A2E"/>
           <w:rtl/>
         </w:rPr>
-        <w:t xml:space="preserve">[أين يلقاها المتعلّمُ في يومه.]</w:t>
+        <w:t xml:space="preserve">[أين يلقاها المتعلّم في يومه.]</w:t>
       </w:r>
     </w:p>
     <w:p>
@@ -2380,7 +2380,7 @@
           <w:color w:val="1F2A2E"/>
           <w:rtl/>
         </w:rPr>
-        <w:t xml:space="preserve">[عنوانُ الفكرة في سطرٍ واحد]</w:t>
+        <w:t xml:space="preserve">[عنوان الفكرة في سطر واحد]</w:t>
       </w:r>
     </w:p>
     <w:p>
@@ -2393,7 +2393,7 @@
           <w:color w:val="1F2A2E"/>
           <w:rtl/>
         </w:rPr>
-        <w:t xml:space="preserve">[اشرحها في ثلاثة أسطرٍ أو أربعة، بلغةِ من يقرأ وحدَه.]</w:t>
+        <w:t xml:space="preserve">[اشرحها في ثلاثة أسطر أو أربعة، بلغة من يقرأ وحده.]</w:t>
       </w:r>
     </w:p>
     <w:p>
@@ -2416,7 +2416,7 @@
           <w:color w:val="1F2A2E"/>
           <w:rtl/>
         </w:rPr>
-        <w:t xml:space="preserve">[أين يلقاها المتعلّمُ في يومه.]</w:t>
+        <w:t xml:space="preserve">[أين يلقاها المتعلّم في يومه.]</w:t>
       </w:r>
     </w:p>
     <w:p>
@@ -2443,7 +2443,7 @@
           <w:color w:val="1F2A2E"/>
           <w:rtl/>
         </w:rPr>
-        <w:t xml:space="preserve">[عنوانُ الفكرة في سطرٍ واحد]</w:t>
+        <w:t xml:space="preserve">[عنوان الفكرة في سطر واحد]</w:t>
       </w:r>
     </w:p>
     <w:p>
@@ -2456,7 +2456,7 @@
           <w:color w:val="1F2A2E"/>
           <w:rtl/>
         </w:rPr>
-        <w:t xml:space="preserve">[اشرحها في ثلاثة أسطرٍ أو أربعة، بلغةِ من يقرأ وحدَه.]</w:t>
+        <w:t xml:space="preserve">[اشرحها في ثلاثة أسطر أو أربعة، بلغة من يقرأ وحده.]</w:t>
       </w:r>
     </w:p>
     <w:p>
@@ -2479,7 +2479,7 @@
           <w:color w:val="1F2A2E"/>
           <w:rtl/>
         </w:rPr>
-        <w:t xml:space="preserve">[أين يلقاها المتعلّمُ في يومه.]</w:t>
+        <w:t xml:space="preserve">[أين يلقاها المتعلّم في يومه.]</w:t>
       </w:r>
     </w:p>
     <w:p>
@@ -2512,7 +2512,7 @@
           <w:szCs w:val="28"/>
           <w:rtl/>
         </w:rPr>
-        <w:t xml:space="preserve">  مثالٌ محلول</w:t>
+        <w:t xml:space="preserve">  مثال محلول</w:t>
       </w:r>
     </w:p>
     <w:tbl>
@@ -2599,7 +2599,7 @@
                 <w:color w:val="1F2A2E"/>
                 <w:rtl/>
               </w:rPr>
-              <w:t xml:space="preserve">[صِف الموقفَ في سطرين: من، وماذا يريد، وما الذي يعيقه.]</w:t>
+              <w:t xml:space="preserve">[صف الموقف في سطرين: من، وماذا يريد، وما الذي يعيقه.]</w:t>
             </w:r>
           </w:p>
         </w:tc>
@@ -2639,7 +2639,7 @@
                 <w:color w:val="1A5C64"/>
                 <w:rtl/>
               </w:rPr>
-              <w:t xml:space="preserve">الحلُّ خطوةً خطوة</w:t>
+              <w:t xml:space="preserve">الحلّ خطوة خطوة</w:t>
             </w:r>
           </w:p>
         </w:tc>
@@ -2687,7 +2687,7 @@
                 <w:color w:val="1F2A2E"/>
                 <w:rtl/>
               </w:rPr>
-              <w:t xml:space="preserve">[الخطوةُ الأولى]</w:t>
+              <w:t xml:space="preserve">[الخطوة الأولى]</w:t>
             </w:r>
           </w:p>
           <w:p>
@@ -2820,7 +2820,7 @@
                 <w:color w:val="1F2A2E"/>
                 <w:rtl/>
               </w:rPr>
-              <w:t xml:space="preserve">[ما الذي تحقّق — برقمٍ إن أمكن.]</w:t>
+              <w:t xml:space="preserve">[ما الذي تحقّق — برقم إن أمكن.]</w:t>
             </w:r>
           </w:p>
         </w:tc>
@@ -2891,7 +2891,7 @@
                 <w:color w:val="1F2A2E"/>
                 <w:rtl/>
               </w:rPr>
-              <w:t xml:space="preserve">[الفكرةُ من «الأفكار الأساسيّة» التي صنعت الفرق.]</w:t>
+              <w:t xml:space="preserve">[الفكرة من «الأفكار الأساسيّة» التي صنعت الفرق.]</w:t>
             </w:r>
           </w:p>
         </w:tc>
@@ -2964,7 +2964,7 @@
                 <w:szCs w:val="19"/>
                 <w:rtl/>
               </w:rPr>
-              <w:t xml:space="preserve">موقفٌ واقعيٌّ من سوق المتعلّم وبيئة عمله، محلولٌ خطوةً خطوة — وهو ما تحلّونه معا في اللقاء.</w:t>
+              <w:t xml:space="preserve">موقف واقعيّ من سوق المتعلّم وبيئة عمله، محلول خطوة خطوة — وهو ما تحلّونه معا في اللقاء.</w:t>
             </w:r>
             <w:r>
               <w:rPr>
@@ -3016,7 +3016,7 @@
           <w:szCs w:val="28"/>
           <w:rtl/>
         </w:rPr>
-        <w:t xml:space="preserve">  تمرينٌ عمليّ</w:t>
+        <w:t xml:space="preserve">  تمرين عمليّ</w:t>
       </w:r>
     </w:p>
     <w:p>
@@ -3229,7 +3229,7 @@
                 <w:color w:val="FFFFFF"/>
                 <w:rtl/>
               </w:rPr>
-              <w:t xml:space="preserve">[العمودُ الأوّل]</w:t>
+              <w:t xml:space="preserve">[العمود الأوّل]</w:t>
             </w:r>
           </w:p>
         </w:tc>
@@ -3780,7 +3780,7 @@
                 <w:szCs w:val="19"/>
                 <w:rtl/>
               </w:rPr>
-              <w:t xml:space="preserve">التمرينُ على موقفٍ من عمل المتعلّم نفسِه، وما يكتبه هنا يبني عليه مهمّةَ المحور في المنصّة. وغيّر أعمدةَ الجدول بما يحتاجه تمرينُك.</w:t>
+              <w:t xml:space="preserve">التمرين على موقف من عمل المتعلّم نفسه، وما يكتبه هنا يبني عليه مهمّة المحور في المنصّة. وغيّر أعمدة الجدول بما يحتاجه تمرينك.</w:t>
             </w:r>
             <w:r>
               <w:rPr>
@@ -3832,7 +3832,7 @@
           <w:szCs w:val="28"/>
           <w:rtl/>
         </w:rPr>
-        <w:t xml:space="preserve">  أسئلةٌ للتأمّل</w:t>
+        <w:t xml:space="preserve">  أسئلة للتأمّل</w:t>
       </w:r>
     </w:p>
     <w:p>
@@ -3859,7 +3859,7 @@
           <w:color w:val="1F2A2E"/>
           <w:rtl/>
         </w:rPr>
-        <w:t xml:space="preserve">[سؤالٌ يربط الفكرةَ بعمله: أين …؟]</w:t>
+        <w:t xml:space="preserve">[سؤال يربط الفكرة بعمله: أين …؟]</w:t>
       </w:r>
     </w:p>
     <w:tbl>
@@ -4009,7 +4009,7 @@
           <w:color w:val="1F2A2E"/>
           <w:rtl/>
         </w:rPr>
-        <w:t xml:space="preserve">[سؤالٌ عمّا سيفعله بعد اللقاء: ما أوّلُ …؟]</w:t>
+        <w:t xml:space="preserve">[سؤال عمّا سيفعله بعد اللقاء: ما أوّل …؟]</w:t>
       </w:r>
     </w:p>
     <w:tbl>
@@ -4159,7 +4159,7 @@
           <w:color w:val="1F2A2E"/>
           <w:rtl/>
         </w:rPr>
-        <w:t xml:space="preserve">[سؤالٌ عمّا يقيس به تقدّمَه: كيف ستعرف …؟]</w:t>
+        <w:t xml:space="preserve">[سؤال عمّا يقيس به تقدّمه: كيف ستعرف …؟]</w:t>
       </w:r>
     </w:p>
     <w:tbl>
@@ -4352,7 +4352,7 @@
                 <w:szCs w:val="19"/>
                 <w:rtl/>
               </w:rPr>
-              <w:t xml:space="preserve">أسئلةٌ لا جوابَ صحيحا لها — يكتب المتعلّمُ فيها عن نفسه.</w:t>
+              <w:t xml:space="preserve">أسئلة لا جواب صحيحا لها — يكتب المتعلّم فيها عن نفسه.</w:t>
             </w:r>
             <w:r>
               <w:rPr>
@@ -4404,7 +4404,7 @@
           <w:szCs w:val="28"/>
           <w:rtl/>
         </w:rPr>
-        <w:t xml:space="preserve">  مصادرُ للاستزادة</w:t>
+        <w:t xml:space="preserve">  مصادر للاستزادة</w:t>
       </w:r>
     </w:p>
     <w:tbl>
@@ -4497,7 +4497,7 @@
                 <w:color w:val="FFFFFF"/>
                 <w:rtl/>
               </w:rPr>
-              <w:t xml:space="preserve">نوعُه</w:t>
+              <w:t xml:space="preserve">نوعه</w:t>
             </w:r>
           </w:p>
         </w:tc>
@@ -4532,7 +4532,7 @@
                 <w:color w:val="FFFFFF"/>
                 <w:rtl/>
               </w:rPr>
-              <w:t xml:space="preserve">لماذا يستحقّ وقتَك</w:t>
+              <w:t xml:space="preserve">لماذا يستحقّ وقتك</w:t>
             </w:r>
           </w:p>
         </w:tc>
@@ -4570,7 +4570,7 @@
                 <w:color w:val="1F2A2E"/>
                 <w:rtl/>
               </w:rPr>
-              <w:t xml:space="preserve">[اسمُ المصدر ورابطُه]</w:t>
+              <w:t xml:space="preserve">[اسم المصدر ورابطه]</w:t>
             </w:r>
           </w:p>
         </w:tc>
@@ -4634,7 +4634,7 @@
                 <w:color w:val="1F2A2E"/>
                 <w:rtl/>
               </w:rPr>
-              <w:t xml:space="preserve">[سطرٌ واحد]</w:t>
+              <w:t xml:space="preserve">[سطر واحد]</w:t>
             </w:r>
           </w:p>
         </w:tc>
@@ -4911,7 +4911,7 @@
                 <w:szCs w:val="19"/>
                 <w:rtl/>
               </w:rPr>
-              <w:t xml:space="preserve">هي المصادرُ نفسُها التي تضيفها لهذا المحور في «المهامّ والمصادر» — اذكرها هنا ليجدها من يطبع الكرّاسة.</w:t>
+              <w:t xml:space="preserve">هي المصادر نفسها التي تضيفها لهذا المحور في «المهامّ والمصادر» — اذكرها هنا ليجدها من يطبع الكرّاسة.</w:t>
             </w:r>
             <w:r>
               <w:rPr>
@@ -4967,7 +4967,7 @@
           <w:szCs w:val="40"/>
           <w:rtl/>
         </w:rPr>
-        <w:t xml:space="preserve">[اسمُ المحور]</w:t>
+        <w:t xml:space="preserve">[اسم المحور]</w:t>
       </w:r>
     </w:p>
     <w:p>
@@ -5009,7 +5009,7 @@
           <w:color w:val="1A5C64"/>
           <w:rtl/>
         </w:rPr>
-        <w:t xml:space="preserve">اللقاءُ المباشر: </w:t>
+        <w:t xml:space="preserve">اللقاء المباشر: </w:t>
       </w:r>
       <w:r>
         <w:rPr>
@@ -5017,7 +5017,7 @@
           <w:color w:val="1F2A2E"/>
           <w:rtl/>
         </w:rPr>
-        <w:t xml:space="preserve">[اليومُ والساعة]</w:t>
+        <w:t xml:space="preserve">[اليوم والساعة]</w:t>
       </w:r>
     </w:p>
     <w:p>
@@ -5120,7 +5120,7 @@
                 <w:color w:val="1F2A2E"/>
                 <w:rtl/>
               </w:rPr>
-              <w:t xml:space="preserve">[فعلٌ يُرى ويُقاس — مثلا: تكتب مذكّرةَ تحضيرٍ لتفاوضٍ قادم]</w:t>
+              <w:t xml:space="preserve">[فعل يرى ويقاس — مثلا: تكتب مذكّرة تحضير لتفاوض قادم]</w:t>
             </w:r>
           </w:p>
           <w:p>
@@ -5139,7 +5139,7 @@
                 <w:color w:val="1F2A2E"/>
                 <w:rtl/>
               </w:rPr>
-              <w:t xml:space="preserve">[الفعلُ الثاني]</w:t>
+              <w:t xml:space="preserve">[الفعل الثاني]</w:t>
             </w:r>
           </w:p>
           <w:p>
@@ -5158,7 +5158,7 @@
                 <w:color w:val="1F2A2E"/>
                 <w:rtl/>
               </w:rPr>
-              <w:t xml:space="preserve">[الفعلُ الثالث — إن كان]</w:t>
+              <w:t xml:space="preserve">[الفعل الثالث — إن كان]</w:t>
             </w:r>
           </w:p>
         </w:tc>
@@ -5231,7 +5231,7 @@
                 <w:szCs w:val="19"/>
                 <w:rtl/>
               </w:rPr>
-              <w:t xml:space="preserve">اكتب ما يستطيع المتعلّمُ أن يفعله، لا ما سيعرفه: «تكتب مذكّرةَ تحضير» لا «يفهم التفاوض». وأوّلُها جملةُ «ما يخرج به» التي كتبتها لهذا المحور في المنصّة.</w:t>
+              <w:t xml:space="preserve">اكتب ما يستطيع المتعلّم أن يفعله، لا ما سيعرفه: «تكتب مذكّرة تحضير» لا «يفهم التفاوض». وأوّلها جملة «ما يخرج به» التي كتبتها لهذا المحور في المنصّة.</w:t>
             </w:r>
             <w:r>
               <w:rPr>
@@ -5283,7 +5283,7 @@
           <w:szCs w:val="28"/>
           <w:rtl/>
         </w:rPr>
-        <w:t xml:space="preserve">  الأفكارُ الأساسيّة</w:t>
+        <w:t xml:space="preserve">  الأفكار الأساسيّة</w:t>
       </w:r>
     </w:p>
     <w:p>
@@ -5353,7 +5353,7 @@
                 <w:szCs w:val="19"/>
                 <w:rtl/>
               </w:rPr>
-              <w:t xml:space="preserve">من ثلاث أفكارٍ إلى خمس، لكلٍّ عنوانُها. والفكرةُ التي لا يستعملها التمرينُ لا مكانَ لها هنا.</w:t>
+              <w:t xml:space="preserve">من ثلاث أفكار إلى خمس، لكلّ عنوانها. والفكرة التي لا يستعملها التمرين لا مكان لها هنا.</w:t>
             </w:r>
             <w:r>
               <w:rPr>
@@ -5399,7 +5399,7 @@
           <w:color w:val="1F2A2E"/>
           <w:rtl/>
         </w:rPr>
-        <w:t xml:space="preserve">[عنوانُ الفكرة في سطرٍ واحد]</w:t>
+        <w:t xml:space="preserve">[عنوان الفكرة في سطر واحد]</w:t>
       </w:r>
     </w:p>
     <w:p>
@@ -5412,7 +5412,7 @@
           <w:color w:val="1F2A2E"/>
           <w:rtl/>
         </w:rPr>
-        <w:t xml:space="preserve">[اشرحها في ثلاثة أسطرٍ أو أربعة، بلغةِ من يقرأ وحدَه.]</w:t>
+        <w:t xml:space="preserve">[اشرحها في ثلاثة أسطر أو أربعة، بلغة من يقرأ وحده.]</w:t>
       </w:r>
     </w:p>
     <w:p>
@@ -5435,7 +5435,7 @@
           <w:color w:val="1F2A2E"/>
           <w:rtl/>
         </w:rPr>
-        <w:t xml:space="preserve">[أين يلقاها المتعلّمُ في يومه.]</w:t>
+        <w:t xml:space="preserve">[أين يلقاها المتعلّم في يومه.]</w:t>
       </w:r>
     </w:p>
     <w:p>
@@ -5462,7 +5462,7 @@
           <w:color w:val="1F2A2E"/>
           <w:rtl/>
         </w:rPr>
-        <w:t xml:space="preserve">[عنوانُ الفكرة في سطرٍ واحد]</w:t>
+        <w:t xml:space="preserve">[عنوان الفكرة في سطر واحد]</w:t>
       </w:r>
     </w:p>
     <w:p>
@@ -5475,7 +5475,7 @@
           <w:color w:val="1F2A2E"/>
           <w:rtl/>
         </w:rPr>
-        <w:t xml:space="preserve">[اشرحها في ثلاثة أسطرٍ أو أربعة، بلغةِ من يقرأ وحدَه.]</w:t>
+        <w:t xml:space="preserve">[اشرحها في ثلاثة أسطر أو أربعة، بلغة من يقرأ وحده.]</w:t>
       </w:r>
     </w:p>
     <w:p>
@@ -5498,7 +5498,7 @@
           <w:color w:val="1F2A2E"/>
           <w:rtl/>
         </w:rPr>
-        <w:t xml:space="preserve">[أين يلقاها المتعلّمُ في يومه.]</w:t>
+        <w:t xml:space="preserve">[أين يلقاها المتعلّم في يومه.]</w:t>
       </w:r>
     </w:p>
     <w:p>
@@ -5525,7 +5525,7 @@
           <w:color w:val="1F2A2E"/>
           <w:rtl/>
         </w:rPr>
-        <w:t xml:space="preserve">[عنوانُ الفكرة في سطرٍ واحد]</w:t>
+        <w:t xml:space="preserve">[عنوان الفكرة في سطر واحد]</w:t>
       </w:r>
     </w:p>
     <w:p>
@@ -5538,7 +5538,7 @@
           <w:color w:val="1F2A2E"/>
           <w:rtl/>
         </w:rPr>
-        <w:t xml:space="preserve">[اشرحها في ثلاثة أسطرٍ أو أربعة، بلغةِ من يقرأ وحدَه.]</w:t>
+        <w:t xml:space="preserve">[اشرحها في ثلاثة أسطر أو أربعة، بلغة من يقرأ وحده.]</w:t>
       </w:r>
     </w:p>
     <w:p>
@@ -5561,7 +5561,7 @@
           <w:color w:val="1F2A2E"/>
           <w:rtl/>
         </w:rPr>
-        <w:t xml:space="preserve">[أين يلقاها المتعلّمُ في يومه.]</w:t>
+        <w:t xml:space="preserve">[أين يلقاها المتعلّم في يومه.]</w:t>
       </w:r>
     </w:p>
     <w:p>
@@ -5594,7 +5594,7 @@
           <w:szCs w:val="28"/>
           <w:rtl/>
         </w:rPr>
-        <w:t xml:space="preserve">  مثالٌ محلول</w:t>
+        <w:t xml:space="preserve">  مثال محلول</w:t>
       </w:r>
     </w:p>
     <w:tbl>
@@ -5681,7 +5681,7 @@
                 <w:color w:val="1F2A2E"/>
                 <w:rtl/>
               </w:rPr>
-              <w:t xml:space="preserve">[صِف الموقفَ في سطرين: من، وماذا يريد، وما الذي يعيقه.]</w:t>
+              <w:t xml:space="preserve">[صف الموقف في سطرين: من، وماذا يريد، وما الذي يعيقه.]</w:t>
             </w:r>
           </w:p>
         </w:tc>
@@ -5721,7 +5721,7 @@
                 <w:color w:val="1A5C64"/>
                 <w:rtl/>
               </w:rPr>
-              <w:t xml:space="preserve">الحلُّ خطوةً خطوة</w:t>
+              <w:t xml:space="preserve">الحلّ خطوة خطوة</w:t>
             </w:r>
           </w:p>
         </w:tc>
@@ -5769,7 +5769,7 @@
                 <w:color w:val="1F2A2E"/>
                 <w:rtl/>
               </w:rPr>
-              <w:t xml:space="preserve">[الخطوةُ الأولى]</w:t>
+              <w:t xml:space="preserve">[الخطوة الأولى]</w:t>
             </w:r>
           </w:p>
           <w:p>
@@ -5902,7 +5902,7 @@
                 <w:color w:val="1F2A2E"/>
                 <w:rtl/>
               </w:rPr>
-              <w:t xml:space="preserve">[ما الذي تحقّق — برقمٍ إن أمكن.]</w:t>
+              <w:t xml:space="preserve">[ما الذي تحقّق — برقم إن أمكن.]</w:t>
             </w:r>
           </w:p>
         </w:tc>
@@ -5973,7 +5973,7 @@
                 <w:color w:val="1F2A2E"/>
                 <w:rtl/>
               </w:rPr>
-              <w:t xml:space="preserve">[الفكرةُ من «الأفكار الأساسيّة» التي صنعت الفرق.]</w:t>
+              <w:t xml:space="preserve">[الفكرة من «الأفكار الأساسيّة» التي صنعت الفرق.]</w:t>
             </w:r>
           </w:p>
         </w:tc>
@@ -6046,7 +6046,7 @@
                 <w:szCs w:val="19"/>
                 <w:rtl/>
               </w:rPr>
-              <w:t xml:space="preserve">موقفٌ واقعيٌّ من سوق المتعلّم وبيئة عمله، محلولٌ خطوةً خطوة — وهو ما تحلّونه معا في اللقاء.</w:t>
+              <w:t xml:space="preserve">موقف واقعيّ من سوق المتعلّم وبيئة عمله، محلول خطوة خطوة — وهو ما تحلّونه معا في اللقاء.</w:t>
             </w:r>
             <w:r>
               <w:rPr>
@@ -6098,7 +6098,7 @@
           <w:szCs w:val="28"/>
           <w:rtl/>
         </w:rPr>
-        <w:t xml:space="preserve">  تمرينٌ عمليّ</w:t>
+        <w:t xml:space="preserve">  تمرين عمليّ</w:t>
       </w:r>
     </w:p>
     <w:p>
@@ -6311,7 +6311,7 @@
                 <w:color w:val="FFFFFF"/>
                 <w:rtl/>
               </w:rPr>
-              <w:t xml:space="preserve">[العمودُ الأوّل]</w:t>
+              <w:t xml:space="preserve">[العمود الأوّل]</w:t>
             </w:r>
           </w:p>
         </w:tc>
@@ -6862,7 +6862,7 @@
                 <w:szCs w:val="19"/>
                 <w:rtl/>
               </w:rPr>
-              <w:t xml:space="preserve">التمرينُ على موقفٍ من عمل المتعلّم نفسِه، وما يكتبه هنا يبني عليه مهمّةَ المحور في المنصّة. وغيّر أعمدةَ الجدول بما يحتاجه تمرينُك.</w:t>
+              <w:t xml:space="preserve">التمرين على موقف من عمل المتعلّم نفسه، وما يكتبه هنا يبني عليه مهمّة المحور في المنصّة. وغيّر أعمدة الجدول بما يحتاجه تمرينك.</w:t>
             </w:r>
             <w:r>
               <w:rPr>
@@ -6914,7 +6914,7 @@
           <w:szCs w:val="28"/>
           <w:rtl/>
         </w:rPr>
-        <w:t xml:space="preserve">  أسئلةٌ للتأمّل</w:t>
+        <w:t xml:space="preserve">  أسئلة للتأمّل</w:t>
       </w:r>
     </w:p>
     <w:p>
@@ -6941,7 +6941,7 @@
           <w:color w:val="1F2A2E"/>
           <w:rtl/>
         </w:rPr>
-        <w:t xml:space="preserve">[سؤالٌ يربط الفكرةَ بعمله: أين …؟]</w:t>
+        <w:t xml:space="preserve">[سؤال يربط الفكرة بعمله: أين …؟]</w:t>
       </w:r>
     </w:p>
     <w:tbl>
@@ -7091,7 +7091,7 @@
           <w:color w:val="1F2A2E"/>
           <w:rtl/>
         </w:rPr>
-        <w:t xml:space="preserve">[سؤالٌ عمّا سيفعله بعد اللقاء: ما أوّلُ …؟]</w:t>
+        <w:t xml:space="preserve">[سؤال عمّا سيفعله بعد اللقاء: ما أوّل …؟]</w:t>
       </w:r>
     </w:p>
     <w:tbl>
@@ -7241,7 +7241,7 @@
           <w:color w:val="1F2A2E"/>
           <w:rtl/>
         </w:rPr>
-        <w:t xml:space="preserve">[سؤالٌ عمّا يقيس به تقدّمَه: كيف ستعرف …؟]</w:t>
+        <w:t xml:space="preserve">[سؤال عمّا يقيس به تقدّمه: كيف ستعرف …؟]</w:t>
       </w:r>
     </w:p>
     <w:tbl>
@@ -7434,7 +7434,7 @@
                 <w:szCs w:val="19"/>
                 <w:rtl/>
               </w:rPr>
-              <w:t xml:space="preserve">أسئلةٌ لا جوابَ صحيحا لها — يكتب المتعلّمُ فيها عن نفسه.</w:t>
+              <w:t xml:space="preserve">أسئلة لا جواب صحيحا لها — يكتب المتعلّم فيها عن نفسه.</w:t>
             </w:r>
             <w:r>
               <w:rPr>
@@ -7486,7 +7486,7 @@
           <w:szCs w:val="28"/>
           <w:rtl/>
         </w:rPr>
-        <w:t xml:space="preserve">  مصادرُ للاستزادة</w:t>
+        <w:t xml:space="preserve">  مصادر للاستزادة</w:t>
       </w:r>
     </w:p>
     <w:tbl>
@@ -7579,7 +7579,7 @@
                 <w:color w:val="FFFFFF"/>
                 <w:rtl/>
               </w:rPr>
-              <w:t xml:space="preserve">نوعُه</w:t>
+              <w:t xml:space="preserve">نوعه</w:t>
             </w:r>
           </w:p>
         </w:tc>
@@ -7614,7 +7614,7 @@
                 <w:color w:val="FFFFFF"/>
                 <w:rtl/>
               </w:rPr>
-              <w:t xml:space="preserve">لماذا يستحقّ وقتَك</w:t>
+              <w:t xml:space="preserve">لماذا يستحقّ وقتك</w:t>
             </w:r>
           </w:p>
         </w:tc>
@@ -7652,7 +7652,7 @@
                 <w:color w:val="1F2A2E"/>
                 <w:rtl/>
               </w:rPr>
-              <w:t xml:space="preserve">[اسمُ المصدر ورابطُه]</w:t>
+              <w:t xml:space="preserve">[اسم المصدر ورابطه]</w:t>
             </w:r>
           </w:p>
         </w:tc>
@@ -7716,7 +7716,7 @@
                 <w:color w:val="1F2A2E"/>
                 <w:rtl/>
               </w:rPr>
-              <w:t xml:space="preserve">[سطرٌ واحد]</w:t>
+              <w:t xml:space="preserve">[سطر واحد]</w:t>
             </w:r>
           </w:p>
         </w:tc>
@@ -7993,7 +7993,7 @@
                 <w:szCs w:val="19"/>
                 <w:rtl/>
               </w:rPr>
-              <w:t xml:space="preserve">هي المصادرُ نفسُها التي تضيفها لهذا المحور في «المهامّ والمصادر» — اذكرها هنا ليجدها من يطبع الكرّاسة.</w:t>
+              <w:t xml:space="preserve">هي المصادر نفسها التي تضيفها لهذا المحور في «المهامّ والمصادر» — اذكرها هنا ليجدها من يطبع الكرّاسة.</w:t>
             </w:r>
             <w:r>
               <w:rPr>
@@ -8049,7 +8049,7 @@
           <w:szCs w:val="40"/>
           <w:rtl/>
         </w:rPr>
-        <w:t xml:space="preserve">[اسمُ المحور]</w:t>
+        <w:t xml:space="preserve">[اسم المحور]</w:t>
       </w:r>
     </w:p>
     <w:p>
@@ -8091,7 +8091,7 @@
           <w:color w:val="1A5C64"/>
           <w:rtl/>
         </w:rPr>
-        <w:t xml:space="preserve">اللقاءُ المباشر: </w:t>
+        <w:t xml:space="preserve">اللقاء المباشر: </w:t>
       </w:r>
       <w:r>
         <w:rPr>
@@ -8099,7 +8099,7 @@
           <w:color w:val="1F2A2E"/>
           <w:rtl/>
         </w:rPr>
-        <w:t xml:space="preserve">[اليومُ والساعة]</w:t>
+        <w:t xml:space="preserve">[اليوم والساعة]</w:t>
       </w:r>
     </w:p>
     <w:p>
@@ -8202,7 +8202,7 @@
                 <w:color w:val="1F2A2E"/>
                 <w:rtl/>
               </w:rPr>
-              <w:t xml:space="preserve">[فعلٌ يُرى ويُقاس — مثلا: تكتب مذكّرةَ تحضيرٍ لتفاوضٍ قادم]</w:t>
+              <w:t xml:space="preserve">[فعل يرى ويقاس — مثلا: تكتب مذكّرة تحضير لتفاوض قادم]</w:t>
             </w:r>
           </w:p>
           <w:p>
@@ -8221,7 +8221,7 @@
                 <w:color w:val="1F2A2E"/>
                 <w:rtl/>
               </w:rPr>
-              <w:t xml:space="preserve">[الفعلُ الثاني]</w:t>
+              <w:t xml:space="preserve">[الفعل الثاني]</w:t>
             </w:r>
           </w:p>
           <w:p>
@@ -8240,7 +8240,7 @@
                 <w:color w:val="1F2A2E"/>
                 <w:rtl/>
               </w:rPr>
-              <w:t xml:space="preserve">[الفعلُ الثالث — إن كان]</w:t>
+              <w:t xml:space="preserve">[الفعل الثالث — إن كان]</w:t>
             </w:r>
           </w:p>
         </w:tc>
@@ -8313,7 +8313,7 @@
                 <w:szCs w:val="19"/>
                 <w:rtl/>
               </w:rPr>
-              <w:t xml:space="preserve">اكتب ما يستطيع المتعلّمُ أن يفعله، لا ما سيعرفه: «تكتب مذكّرةَ تحضير» لا «يفهم التفاوض». وأوّلُها جملةُ «ما يخرج به» التي كتبتها لهذا المحور في المنصّة.</w:t>
+              <w:t xml:space="preserve">اكتب ما يستطيع المتعلّم أن يفعله، لا ما سيعرفه: «تكتب مذكّرة تحضير» لا «يفهم التفاوض». وأوّلها جملة «ما يخرج به» التي كتبتها لهذا المحور في المنصّة.</w:t>
             </w:r>
             <w:r>
               <w:rPr>
@@ -8365,7 +8365,7 @@
           <w:szCs w:val="28"/>
           <w:rtl/>
         </w:rPr>
-        <w:t xml:space="preserve">  الأفكارُ الأساسيّة</w:t>
+        <w:t xml:space="preserve">  الأفكار الأساسيّة</w:t>
       </w:r>
     </w:p>
     <w:p>
@@ -8435,7 +8435,7 @@
                 <w:szCs w:val="19"/>
                 <w:rtl/>
               </w:rPr>
-              <w:t xml:space="preserve">من ثلاث أفكارٍ إلى خمس، لكلٍّ عنوانُها. والفكرةُ التي لا يستعملها التمرينُ لا مكانَ لها هنا.</w:t>
+              <w:t xml:space="preserve">من ثلاث أفكار إلى خمس، لكلّ عنوانها. والفكرة التي لا يستعملها التمرين لا مكان لها هنا.</w:t>
             </w:r>
             <w:r>
               <w:rPr>
@@ -8481,7 +8481,7 @@
           <w:color w:val="1F2A2E"/>
           <w:rtl/>
         </w:rPr>
-        <w:t xml:space="preserve">[عنوانُ الفكرة في سطرٍ واحد]</w:t>
+        <w:t xml:space="preserve">[عنوان الفكرة في سطر واحد]</w:t>
       </w:r>
     </w:p>
     <w:p>
@@ -8494,7 +8494,7 @@
           <w:color w:val="1F2A2E"/>
           <w:rtl/>
         </w:rPr>
-        <w:t xml:space="preserve">[اشرحها في ثلاثة أسطرٍ أو أربعة، بلغةِ من يقرأ وحدَه.]</w:t>
+        <w:t xml:space="preserve">[اشرحها في ثلاثة أسطر أو أربعة، بلغة من يقرأ وحده.]</w:t>
       </w:r>
     </w:p>
     <w:p>
@@ -8517,7 +8517,7 @@
           <w:color w:val="1F2A2E"/>
           <w:rtl/>
         </w:rPr>
-        <w:t xml:space="preserve">[أين يلقاها المتعلّمُ في يومه.]</w:t>
+        <w:t xml:space="preserve">[أين يلقاها المتعلّم في يومه.]</w:t>
       </w:r>
     </w:p>
     <w:p>
@@ -8544,7 +8544,7 @@
           <w:color w:val="1F2A2E"/>
           <w:rtl/>
         </w:rPr>
-        <w:t xml:space="preserve">[عنوانُ الفكرة في سطرٍ واحد]</w:t>
+        <w:t xml:space="preserve">[عنوان الفكرة في سطر واحد]</w:t>
       </w:r>
     </w:p>
     <w:p>
@@ -8557,7 +8557,7 @@
           <w:color w:val="1F2A2E"/>
           <w:rtl/>
         </w:rPr>
-        <w:t xml:space="preserve">[اشرحها في ثلاثة أسطرٍ أو أربعة، بلغةِ من يقرأ وحدَه.]</w:t>
+        <w:t xml:space="preserve">[اشرحها في ثلاثة أسطر أو أربعة، بلغة من يقرأ وحده.]</w:t>
       </w:r>
     </w:p>
     <w:p>
@@ -8580,7 +8580,7 @@
           <w:color w:val="1F2A2E"/>
           <w:rtl/>
         </w:rPr>
-        <w:t xml:space="preserve">[أين يلقاها المتعلّمُ في يومه.]</w:t>
+        <w:t xml:space="preserve">[أين يلقاها المتعلّم في يومه.]</w:t>
       </w:r>
     </w:p>
     <w:p>
@@ -8607,7 +8607,7 @@
           <w:color w:val="1F2A2E"/>
           <w:rtl/>
         </w:rPr>
-        <w:t xml:space="preserve">[عنوانُ الفكرة في سطرٍ واحد]</w:t>
+        <w:t xml:space="preserve">[عنوان الفكرة في سطر واحد]</w:t>
       </w:r>
     </w:p>
     <w:p>
@@ -8620,7 +8620,7 @@
           <w:color w:val="1F2A2E"/>
           <w:rtl/>
         </w:rPr>
-        <w:t xml:space="preserve">[اشرحها في ثلاثة أسطرٍ أو أربعة، بلغةِ من يقرأ وحدَه.]</w:t>
+        <w:t xml:space="preserve">[اشرحها في ثلاثة أسطر أو أربعة، بلغة من يقرأ وحده.]</w:t>
       </w:r>
     </w:p>
     <w:p>
@@ -8643,7 +8643,7 @@
           <w:color w:val="1F2A2E"/>
           <w:rtl/>
         </w:rPr>
-        <w:t xml:space="preserve">[أين يلقاها المتعلّمُ في يومه.]</w:t>
+        <w:t xml:space="preserve">[أين يلقاها المتعلّم في يومه.]</w:t>
       </w:r>
     </w:p>
     <w:p>
@@ -8676,7 +8676,7 @@
           <w:szCs w:val="28"/>
           <w:rtl/>
         </w:rPr>
-        <w:t xml:space="preserve">  مثالٌ محلول</w:t>
+        <w:t xml:space="preserve">  مثال محلول</w:t>
       </w:r>
     </w:p>
     <w:tbl>
@@ -8763,7 +8763,7 @@
                 <w:color w:val="1F2A2E"/>
                 <w:rtl/>
               </w:rPr>
-              <w:t xml:space="preserve">[صِف الموقفَ في سطرين: من، وماذا يريد، وما الذي يعيقه.]</w:t>
+              <w:t xml:space="preserve">[صف الموقف في سطرين: من، وماذا يريد، وما الذي يعيقه.]</w:t>
             </w:r>
           </w:p>
         </w:tc>
@@ -8803,7 +8803,7 @@
                 <w:color w:val="1A5C64"/>
                 <w:rtl/>
               </w:rPr>
-              <w:t xml:space="preserve">الحلُّ خطوةً خطوة</w:t>
+              <w:t xml:space="preserve">الحلّ خطوة خطوة</w:t>
             </w:r>
           </w:p>
         </w:tc>
@@ -8851,7 +8851,7 @@
                 <w:color w:val="1F2A2E"/>
                 <w:rtl/>
               </w:rPr>
-              <w:t xml:space="preserve">[الخطوةُ الأولى]</w:t>
+              <w:t xml:space="preserve">[الخطوة الأولى]</w:t>
             </w:r>
           </w:p>
           <w:p>
@@ -8984,7 +8984,7 @@
                 <w:color w:val="1F2A2E"/>
                 <w:rtl/>
               </w:rPr>
-              <w:t xml:space="preserve">[ما الذي تحقّق — برقمٍ إن أمكن.]</w:t>
+              <w:t xml:space="preserve">[ما الذي تحقّق — برقم إن أمكن.]</w:t>
             </w:r>
           </w:p>
         </w:tc>
@@ -9055,7 +9055,7 @@
                 <w:color w:val="1F2A2E"/>
                 <w:rtl/>
               </w:rPr>
-              <w:t xml:space="preserve">[الفكرةُ من «الأفكار الأساسيّة» التي صنعت الفرق.]</w:t>
+              <w:t xml:space="preserve">[الفكرة من «الأفكار الأساسيّة» التي صنعت الفرق.]</w:t>
             </w:r>
           </w:p>
         </w:tc>
@@ -9128,7 +9128,7 @@
                 <w:szCs w:val="19"/>
                 <w:rtl/>
               </w:rPr>
-              <w:t xml:space="preserve">موقفٌ واقعيٌّ من سوق المتعلّم وبيئة عمله، محلولٌ خطوةً خطوة — وهو ما تحلّونه معا في اللقاء.</w:t>
+              <w:t xml:space="preserve">موقف واقعيّ من سوق المتعلّم وبيئة عمله، محلول خطوة خطوة — وهو ما تحلّونه معا في اللقاء.</w:t>
             </w:r>
             <w:r>
               <w:rPr>
@@ -9180,7 +9180,7 @@
           <w:szCs w:val="28"/>
           <w:rtl/>
         </w:rPr>
-        <w:t xml:space="preserve">  تمرينٌ عمليّ</w:t>
+        <w:t xml:space="preserve">  تمرين عمليّ</w:t>
       </w:r>
     </w:p>
     <w:p>
@@ -9393,7 +9393,7 @@
                 <w:color w:val="FFFFFF"/>
                 <w:rtl/>
               </w:rPr>
-              <w:t xml:space="preserve">[العمودُ الأوّل]</w:t>
+              <w:t xml:space="preserve">[العمود الأوّل]</w:t>
             </w:r>
           </w:p>
         </w:tc>
@@ -9944,7 +9944,7 @@
                 <w:szCs w:val="19"/>
                 <w:rtl/>
               </w:rPr>
-              <w:t xml:space="preserve">التمرينُ على موقفٍ من عمل المتعلّم نفسِه، وما يكتبه هنا يبني عليه مهمّةَ المحور في المنصّة. وغيّر أعمدةَ الجدول بما يحتاجه تمرينُك.</w:t>
+              <w:t xml:space="preserve">التمرين على موقف من عمل المتعلّم نفسه، وما يكتبه هنا يبني عليه مهمّة المحور في المنصّة. وغيّر أعمدة الجدول بما يحتاجه تمرينك.</w:t>
             </w:r>
             <w:r>
               <w:rPr>
@@ -9996,7 +9996,7 @@
           <w:szCs w:val="28"/>
           <w:rtl/>
         </w:rPr>
-        <w:t xml:space="preserve">  أسئلةٌ للتأمّل</w:t>
+        <w:t xml:space="preserve">  أسئلة للتأمّل</w:t>
       </w:r>
     </w:p>
     <w:p>
@@ -10023,7 +10023,7 @@
           <w:color w:val="1F2A2E"/>
           <w:rtl/>
         </w:rPr>
-        <w:t xml:space="preserve">[سؤالٌ يربط الفكرةَ بعمله: أين …؟]</w:t>
+        <w:t xml:space="preserve">[سؤال يربط الفكرة بعمله: أين …؟]</w:t>
       </w:r>
     </w:p>
     <w:tbl>
@@ -10173,7 +10173,7 @@
           <w:color w:val="1F2A2E"/>
           <w:rtl/>
         </w:rPr>
-        <w:t xml:space="preserve">[سؤالٌ عمّا سيفعله بعد اللقاء: ما أوّلُ …؟]</w:t>
+        <w:t xml:space="preserve">[سؤال عمّا سيفعله بعد اللقاء: ما أوّل …؟]</w:t>
       </w:r>
     </w:p>
     <w:tbl>
@@ -10323,7 +10323,7 @@
           <w:color w:val="1F2A2E"/>
           <w:rtl/>
         </w:rPr>
-        <w:t xml:space="preserve">[سؤالٌ عمّا يقيس به تقدّمَه: كيف ستعرف …؟]</w:t>
+        <w:t xml:space="preserve">[سؤال عمّا يقيس به تقدّمه: كيف ستعرف …؟]</w:t>
       </w:r>
     </w:p>
     <w:tbl>
@@ -10516,7 +10516,7 @@
                 <w:szCs w:val="19"/>
                 <w:rtl/>
               </w:rPr>
-              <w:t xml:space="preserve">أسئلةٌ لا جوابَ صحيحا لها — يكتب المتعلّمُ فيها عن نفسه.</w:t>
+              <w:t xml:space="preserve">أسئلة لا جواب صحيحا لها — يكتب المتعلّم فيها عن نفسه.</w:t>
             </w:r>
             <w:r>
               <w:rPr>
@@ -10568,7 +10568,7 @@
           <w:szCs w:val="28"/>
           <w:rtl/>
         </w:rPr>
-        <w:t xml:space="preserve">  مصادرُ للاستزادة</w:t>
+        <w:t xml:space="preserve">  مصادر للاستزادة</w:t>
       </w:r>
     </w:p>
     <w:tbl>
@@ -10661,7 +10661,7 @@
                 <w:color w:val="FFFFFF"/>
                 <w:rtl/>
               </w:rPr>
-              <w:t xml:space="preserve">نوعُه</w:t>
+              <w:t xml:space="preserve">نوعه</w:t>
             </w:r>
           </w:p>
         </w:tc>
@@ -10696,7 +10696,7 @@
                 <w:color w:val="FFFFFF"/>
                 <w:rtl/>
               </w:rPr>
-              <w:t xml:space="preserve">لماذا يستحقّ وقتَك</w:t>
+              <w:t xml:space="preserve">لماذا يستحقّ وقتك</w:t>
             </w:r>
           </w:p>
         </w:tc>
@@ -10734,7 +10734,7 @@
                 <w:color w:val="1F2A2E"/>
                 <w:rtl/>
               </w:rPr>
-              <w:t xml:space="preserve">[اسمُ المصدر ورابطُه]</w:t>
+              <w:t xml:space="preserve">[اسم المصدر ورابطه]</w:t>
             </w:r>
           </w:p>
         </w:tc>
@@ -10798,7 +10798,7 @@
                 <w:color w:val="1F2A2E"/>
                 <w:rtl/>
               </w:rPr>
-              <w:t xml:space="preserve">[سطرٌ واحد]</w:t>
+              <w:t xml:space="preserve">[سطر واحد]</w:t>
             </w:r>
           </w:p>
         </w:tc>
@@ -11075,7 +11075,7 @@
                 <w:szCs w:val="19"/>
                 <w:rtl/>
               </w:rPr>
-              <w:t xml:space="preserve">هي المصادرُ نفسُها التي تضيفها لهذا المحور في «المهامّ والمصادر» — اذكرها هنا ليجدها من يطبع الكرّاسة.</w:t>
+              <w:t xml:space="preserve">هي المصادر نفسها التي تضيفها لهذا المحور في «المهامّ والمصادر» — اذكرها هنا ليجدها من يطبع الكرّاسة.</w:t>
             </w:r>
             <w:r>
               <w:rPr>
@@ -11112,7 +11112,7 @@
           <w:szCs w:val="40"/>
           <w:rtl/>
         </w:rPr>
-        <w:t xml:space="preserve">مشروعُ التخرّج</w:t>
+        <w:t xml:space="preserve">مشروع التخرّج</w:t>
       </w:r>
     </w:p>
     <w:p>
@@ -11182,7 +11182,7 @@
                 <w:color w:val="1A5C64"/>
                 <w:rtl/>
               </w:rPr>
-              <w:t xml:space="preserve">[وصفُ المشروع في ثلاثة أسطر: ماذا يسلّم المتعلّم، وبأيّ شكل، ومتى.]</w:t>
+              <w:t xml:space="preserve">[وصف المشروع في ثلاثة أسطر: ماذا يسلّم المتعلّم، وبأيّ شكل، ومتى.]</w:t>
             </w:r>
           </w:p>
         </w:tc>
@@ -11204,7 +11204,7 @@
           <w:szCs w:val="22"/>
           <w:rtl/>
         </w:rPr>
-        <w:t xml:space="preserve">كيف يُقيَّم</w:t>
+        <w:t xml:space="preserve">كيف يقيّم</w:t>
       </w:r>
     </w:p>
     <w:p>
@@ -11223,7 +11223,7 @@
           <w:color w:val="1F2A2E"/>
           <w:rtl/>
         </w:rPr>
-        <w:t xml:space="preserve">[المعيارُ الأوّل]</w:t>
+        <w:t xml:space="preserve">[المعيار الأوّل]</w:t>
       </w:r>
     </w:p>
     <w:p>
@@ -11331,7 +11331,7 @@
                 <w:szCs w:val="19"/>
                 <w:rtl/>
               </w:rPr>
-              <w:t xml:space="preserve">هو مشروعُ التخرّج نفسُه الذي تكتبه في «المهامّ والمصادر» — بوصفه ومعاييره.</w:t>
+              <w:t xml:space="preserve">هو مشروع التخرّج نفسه الذي تكتبه في «المهامّ والمصادر» — بوصفه ومعاييره.</w:t>
             </w:r>
             <w:r>
               <w:rPr>
@@ -12662,7 +12662,7 @@
         <w:szCs w:val="18"/>
         <w:rtl/>
       </w:rPr>
-      <w:t xml:space="preserve">  ·  كرّاسةُ الدورة</w:t>
+      <w:t xml:space="preserve">  ·  كرّاسة الدورة</w:t>
     </w:r>
   </w:p>
 </w:hdr>
